--- a/SWI/203-Plant-Survey/MM-4034-033-OR-03-SWI-PRO-MET-203-003-Screen-and-Cyclone-Performance-Survey---Size-Split-Determination-RevA.docx
+++ b/SWI/203-Plant-Survey/MM-4034-033-OR-03-SWI-PRO-MET-203-003-Screen-and-Cyclone-Performance-Survey---Size-Split-Determination-RevA.docx
@@ -602,6 +602,60 @@
       <w:pPr>
         <w:spacing w:after="100" w:before="0" w:line="245"/>
       </w:pPr>
+    </w:p>
+    <w:tbl>
+      <w:tblPr>
+        <w:tblW w:type="dxa" w:w="9026"/>
+        <w:tblBorders>
+          <w:left w:val="single" w:color="B7791F" w:sz="18"/>
+        </w:tblBorders>
+        <w:tblCellMar>
+          <w:top w:type="dxa" w:w="90"/>
+          <w:left w:type="dxa" w:w="150"/>
+          <w:bottom w:type="dxa" w:w="90"/>
+          <w:right w:type="dxa" w:w="120"/>
+        </w:tblCellMar>
+      </w:tblPr>
+      <w:tblGrid>
+        <w:gridCol w:w="9026"/>
+      </w:tblGrid>
+      <w:tr>
+        <w:tc>
+          <w:tcPr>
+            <w:tcW w:type="dxa" w:w="9026"/>
+            <w:shd w:val="clear" w:color="auto" w:fill="FFF4D6"/>
+          </w:tcPr>
+          <w:p>
+            <w:pPr>
+              <w:spacing w:after="0" w:before="0" w:line="245"/>
+            </w:pPr>
+            <w:r>
+              <w:rPr>
+                <w:rFonts w:ascii="Calibri" w:cs="Calibri" w:eastAsia="Calibri" w:hAnsi="Calibri"/>
+                <w:b/>
+                <w:bCs/>
+                <w:color w:val="7A4B00"/>
+                <w:sz w:val="17"/>
+                <w:szCs w:val="17"/>
+              </w:rPr>
+              <w:t xml:space="preserve">DRAFT FOR REVIEW. Martabe work instruction 'Cyclone Overflow Underflow Sampling' (DOC-3-MET-PRS-00049-IE, v1.0, issued 25/12/2024) added as Section 6 Part B. It was written for the Martabe ball mill and VertiMill cyclones. Not approved until reviewed. JSEA JSEA-PRO-MET-203-003 must be updated for the added hazard row.</w:t>
+            </w:r>
+          </w:p>
+        </w:tc>
+      </w:tr>
+    </w:tbl>
+    <w:p>
+      <w:pPr>
+        <w:spacing w:after="60" w:before="0" w:line="245"/>
+      </w:pPr>
+      <w:r>
+        <w:rPr>
+          <w:rFonts w:ascii="Calibri" w:cs="Calibri" w:eastAsia="Calibri" w:hAnsi="Calibri"/>
+          <w:sz w:val="17"/>
+          <w:szCs w:val="17"/>
+        </w:rPr>
+        <w:t xml:space="preserve"/>
+      </w:r>
     </w:p>
     <w:p>
       <w:pPr>
@@ -1641,6 +1695,56 @@
           </w:p>
         </w:tc>
       </w:tr>
+      <w:tr>
+        <w:tc>
+          <w:tcPr>
+            <w:tcW w:type="dxa" w:w="2900"/>
+            <w:tcMar>
+              <w:top w:type="dxa" w:w="55"/>
+              <w:left w:type="dxa" w:w="85"/>
+              <w:bottom w:type="dxa" w:w="55"/>
+              <w:right w:type="dxa" w:w="85"/>
+            </w:tcMar>
+          </w:tcPr>
+          <w:p>
+            <w:pPr>
+              <w:spacing w:after="0" w:line="235"/>
+            </w:pPr>
+            <w:r>
+              <w:rPr>
+                <w:rFonts w:ascii="Calibri" w:cs="Calibri" w:eastAsia="Calibri" w:hAnsi="Calibri"/>
+                <w:sz w:val="16"/>
+                <w:szCs w:val="16"/>
+              </w:rPr>
+              <w:t xml:space="preserve">[JSEA to confirm] Working at height above a cyclone, dust and slurry splash, pinch points and bending at the sampling point</w:t>
+            </w:r>
+          </w:p>
+        </w:tc>
+        <w:tc>
+          <w:tcPr>
+            <w:tcW w:type="dxa" w:w="6126"/>
+            <w:tcMar>
+              <w:top w:type="dxa" w:w="55"/>
+              <w:left w:type="dxa" w:w="85"/>
+              <w:bottom w:type="dxa" w:w="55"/>
+              <w:right w:type="dxa" w:w="85"/>
+            </w:tcMar>
+          </w:tcPr>
+          <w:p>
+            <w:pPr>
+              <w:spacing w:after="0" w:line="235"/>
+            </w:pPr>
+            <w:r>
+              <w:rPr>
+                <w:rFonts w:ascii="Calibri" w:cs="Calibri" w:eastAsia="Calibri" w:hAnsi="Calibri"/>
+                <w:sz w:val="16"/>
+                <w:szCs w:val="16"/>
+              </w:rPr>
+              <w:t xml:space="preserve">Body harness clipped to a rated anchor and working at height training current. Handrail opened and closed deliberately. Cloth gloves, mask, glasses, hard hat and safety boots; Tyvek coverall at the VertiMill. Eyewash proven flowing; wash splashes with running water. Manual handling training and ergonomic posture; use the correct sampler. Keep clear of pinch points.</w:t>
+            </w:r>
+          </w:p>
+        </w:tc>
+      </w:tr>
     </w:tbl>
     <w:p>
       <w:pPr>
@@ -2012,208 +2116,6 @@
     </w:p>
     <w:p>
       <w:pPr>
-        <w:pStyle w:val="Heading1"/>
-        <w:spacing w:after="120" w:before="260"/>
-      </w:pPr>
-      <w:r>
-        <w:rPr>
-          <w:rFonts w:ascii="Calibri" w:cs="Calibri" w:eastAsia="Calibri" w:hAnsi="Calibri"/>
-          <w:b/>
-          <w:bCs/>
-          <w:color w:val="1F3864"/>
-          <w:sz w:val="24"/>
-          <w:szCs w:val="24"/>
-        </w:rPr>
-        <w:t xml:space="preserve">6  STEPS</w:t>
-      </w:r>
-    </w:p>
-    <w:p>
-      <w:pPr>
-        <w:ind w:left="280"/>
-        <w:spacing w:after="50" w:before="0" w:line="245"/>
-      </w:pPr>
-      <w:r>
-        <w:rPr>
-          <w:rFonts w:ascii="Calibri" w:cs="Calibri" w:eastAsia="Calibri" w:hAnsi="Calibri"/>
-          <w:b/>
-          <w:bCs/>
-          <w:sz w:val="17"/>
-          <w:szCs w:val="17"/>
-        </w:rPr>
-        <w:t xml:space="preserve">1.</w:t>
-      </w:r>
-      <w:r>
-        <w:rPr>
-          <w:rFonts w:ascii="Calibri" w:cs="Calibri" w:eastAsia="Calibri" w:hAnsi="Calibri"/>
-          <w:sz w:val="17"/>
-          <w:szCs w:val="17"/>
-        </w:rPr>
-        <w:t xml:space="preserve">  Sample feed, oversize and undersize on the screen, or feed, overflow and underflow on the cyclone, at the same time.</w:t>
-      </w:r>
-    </w:p>
-    <w:p>
-      <w:pPr>
-        <w:ind w:left="280"/>
-        <w:spacing w:after="50" w:before="0" w:line="245"/>
-      </w:pPr>
-      <w:r>
-        <w:rPr>
-          <w:rFonts w:ascii="Calibri" w:cs="Calibri" w:eastAsia="Calibri" w:hAnsi="Calibri"/>
-          <w:b/>
-          <w:bCs/>
-          <w:sz w:val="17"/>
-          <w:szCs w:val="17"/>
-        </w:rPr>
-        <w:t xml:space="preserve">2.</w:t>
-      </w:r>
-      <w:r>
-        <w:rPr>
-          <w:rFonts w:ascii="Calibri" w:cs="Calibri" w:eastAsia="Calibri" w:hAnsi="Calibri"/>
-          <w:sz w:val="17"/>
-          <w:szCs w:val="17"/>
-        </w:rPr>
-        <w:t xml:space="preserve">  Take increments across the full width or the full discharge, not one grab from the near end.</w:t>
-      </w:r>
-    </w:p>
-    <w:p>
-      <w:pPr>
-        <w:ind w:left="280"/>
-        <w:spacing w:after="50" w:before="0" w:line="245"/>
-      </w:pPr>
-      <w:r>
-        <w:rPr>
-          <w:rFonts w:ascii="Calibri" w:cs="Calibri" w:eastAsia="Calibri" w:hAnsi="Calibri"/>
-          <w:b/>
-          <w:bCs/>
-          <w:sz w:val="17"/>
-          <w:szCs w:val="17"/>
-        </w:rPr>
-        <w:t xml:space="preserve">3.</w:t>
-      </w:r>
-      <w:r>
-        <w:rPr>
-          <w:rFonts w:ascii="Calibri" w:cs="Calibri" w:eastAsia="Calibri" w:hAnsi="Calibri"/>
-          <w:sz w:val="17"/>
-          <w:szCs w:val="17"/>
-        </w:rPr>
-        <w:t xml:space="preserve">  Filter, dry and weigh each stream.</w:t>
-      </w:r>
-    </w:p>
-    <w:p>
-      <w:pPr>
-        <w:ind w:left="280"/>
-        <w:spacing w:after="50" w:before="0" w:line="245"/>
-      </w:pPr>
-      <w:r>
-        <w:rPr>
-          <w:rFonts w:ascii="Calibri" w:cs="Calibri" w:eastAsia="Calibri" w:hAnsi="Calibri"/>
-          <w:b/>
-          <w:bCs/>
-          <w:sz w:val="17"/>
-          <w:szCs w:val="17"/>
-        </w:rPr>
-        <w:t xml:space="preserve">4.</w:t>
-      </w:r>
-      <w:r>
-        <w:rPr>
-          <w:rFonts w:ascii="Calibri" w:cs="Calibri" w:eastAsia="Calibri" w:hAnsi="Calibri"/>
-          <w:sz w:val="17"/>
-          <w:szCs w:val="17"/>
-        </w:rPr>
-        <w:t xml:space="preserve">  Screen each to the full sieve set and record the mass retained on each aperture.</w:t>
-      </w:r>
-    </w:p>
-    <w:p>
-      <w:pPr>
-        <w:ind w:left="280"/>
-        <w:spacing w:after="50" w:before="0" w:line="245"/>
-      </w:pPr>
-      <w:r>
-        <w:rPr>
-          <w:rFonts w:ascii="Calibri" w:cs="Calibri" w:eastAsia="Calibri" w:hAnsi="Calibri"/>
-          <w:b/>
-          <w:bCs/>
-          <w:sz w:val="17"/>
-          <w:szCs w:val="17"/>
-        </w:rPr>
-        <w:t xml:space="preserve">5.</w:t>
-      </w:r>
-      <w:r>
-        <w:rPr>
-          <w:rFonts w:ascii="Calibri" w:cs="Calibri" w:eastAsia="Calibri" w:hAnsi="Calibri"/>
-          <w:sz w:val="17"/>
-          <w:szCs w:val="17"/>
-        </w:rPr>
-        <w:t xml:space="preserve">  Calculate the partition curve and the actual cut size.</w:t>
-      </w:r>
-    </w:p>
-    <w:p>
-      <w:pPr>
-        <w:ind w:left="280"/>
-        <w:spacing w:after="50" w:before="0" w:line="245"/>
-      </w:pPr>
-      <w:r>
-        <w:rPr>
-          <w:rFonts w:ascii="Calibri" w:cs="Calibri" w:eastAsia="Calibri" w:hAnsi="Calibri"/>
-          <w:b/>
-          <w:bCs/>
-          <w:sz w:val="17"/>
-          <w:szCs w:val="17"/>
-        </w:rPr>
-        <w:t xml:space="preserve">6.</w:t>
-      </w:r>
-      <w:r>
-        <w:rPr>
-          <w:rFonts w:ascii="Calibri" w:cs="Calibri" w:eastAsia="Calibri" w:hAnsi="Calibri"/>
-          <w:sz w:val="17"/>
-          <w:szCs w:val="17"/>
-        </w:rPr>
-        <w:t xml:space="preserve">  Compare the cut size against the stated aperture for the screen, and against the design cut for the cyclone.</w:t>
-      </w:r>
-    </w:p>
-    <w:p>
-      <w:pPr>
-        <w:ind w:left="280"/>
-        <w:spacing w:after="50" w:before="0" w:line="245"/>
-      </w:pPr>
-      <w:r>
-        <w:rPr>
-          <w:rFonts w:ascii="Calibri" w:cs="Calibri" w:eastAsia="Calibri" w:hAnsi="Calibri"/>
-          <w:b/>
-          <w:bCs/>
-          <w:sz w:val="17"/>
-          <w:szCs w:val="17"/>
-        </w:rPr>
-        <w:t xml:space="preserve">7.</w:t>
-      </w:r>
-      <w:r>
-        <w:rPr>
-          <w:rFonts w:ascii="Calibri" w:cs="Calibri" w:eastAsia="Calibri" w:hAnsi="Calibri"/>
-          <w:sz w:val="17"/>
-          <w:szCs w:val="17"/>
-        </w:rPr>
-        <w:t xml:space="preserve">  Report any screen where the cut size and the aperture do not agree - it usually means a torn or wrong panel.</w:t>
-      </w:r>
-    </w:p>
-    <w:p>
-      <w:pPr>
-        <w:pStyle w:val="Heading1"/>
-        <w:spacing w:after="120" w:before="260"/>
-      </w:pPr>
-      <w:r>
-        <w:rPr>
-          <w:rFonts w:ascii="Calibri" w:cs="Calibri" w:eastAsia="Calibri" w:hAnsi="Calibri"/>
-          <w:b/>
-          <w:bCs/>
-          <w:color w:val="1F3864"/>
-          <w:sz w:val="24"/>
-          <w:szCs w:val="24"/>
-        </w:rPr>
-        <w:t xml:space="preserve">7  ON COMPLETION</w:t>
-      </w:r>
-    </w:p>
-    <w:p>
-      <w:pPr>
         <w:pStyle w:val="ListParagraph"/>
         <w:numPr>
           <w:ilvl w:val="0"/>
@@ -2227,7 +2129,589 @@
           <w:sz w:val="17"/>
           <w:szCs w:val="17"/>
         </w:rPr>
-        <w:t xml:space="preserve">Leave the area clean. Recover spillage to the drain, not to the ground.</w:t>
+        <w:t xml:space="preserve">[M] Manual sampler for the cyclone sampling points, buckets and rope, body harness, Tyvek coverall (VertiMill)</w:t>
+      </w:r>
+    </w:p>
+    <w:p>
+      <w:pPr>
+        <w:pStyle w:val="Heading1"/>
+        <w:spacing w:after="120" w:before="260"/>
+      </w:pPr>
+      <w:r>
+        <w:rPr>
+          <w:rFonts w:ascii="Calibri" w:cs="Calibri" w:eastAsia="Calibri" w:hAnsi="Calibri"/>
+          <w:b/>
+          <w:bCs/>
+          <w:color w:val="1F3864"/>
+          <w:sz w:val="24"/>
+          <w:szCs w:val="24"/>
+        </w:rPr>
+        <w:t xml:space="preserve">6  STEPS</w:t>
+      </w:r>
+    </w:p>
+    <w:p>
+      <w:pPr>
+        <w:spacing w:after="90" w:before="180" w:line="245"/>
+        <w:keepNext/>
+      </w:pPr>
+      <w:r>
+        <w:rPr>
+          <w:rFonts w:ascii="Calibri" w:cs="Calibri" w:eastAsia="Calibri" w:hAnsi="Calibri"/>
+          <w:b/>
+          <w:bCs/>
+          <w:color w:val="1F3864"/>
+          <w:sz w:val="19"/>
+          <w:szCs w:val="19"/>
+        </w:rPr>
+        <w:t xml:space="preserve">Part A - Screen and cyclone size split survey</w:t>
+      </w:r>
+    </w:p>
+    <w:p>
+      <w:pPr>
+        <w:ind w:left="280"/>
+        <w:spacing w:after="50" w:before="0" w:line="245"/>
+      </w:pPr>
+      <w:r>
+        <w:rPr>
+          <w:rFonts w:ascii="Calibri" w:cs="Calibri" w:eastAsia="Calibri" w:hAnsi="Calibri"/>
+          <w:b/>
+          <w:bCs/>
+          <w:sz w:val="17"/>
+          <w:szCs w:val="17"/>
+        </w:rPr>
+        <w:t xml:space="preserve">1.</w:t>
+      </w:r>
+      <w:r>
+        <w:rPr>
+          <w:rFonts w:ascii="Calibri" w:cs="Calibri" w:eastAsia="Calibri" w:hAnsi="Calibri"/>
+          <w:sz w:val="17"/>
+          <w:szCs w:val="17"/>
+        </w:rPr>
+        <w:t xml:space="preserve">  Sample feed, oversize and undersize on the screen, or feed, overflow and underflow on the cyclone, at the same time.</w:t>
+      </w:r>
+    </w:p>
+    <w:p>
+      <w:pPr>
+        <w:ind w:left="280"/>
+        <w:spacing w:after="50" w:before="0" w:line="245"/>
+      </w:pPr>
+      <w:r>
+        <w:rPr>
+          <w:rFonts w:ascii="Calibri" w:cs="Calibri" w:eastAsia="Calibri" w:hAnsi="Calibri"/>
+          <w:b/>
+          <w:bCs/>
+          <w:sz w:val="17"/>
+          <w:szCs w:val="17"/>
+        </w:rPr>
+        <w:t xml:space="preserve">2.</w:t>
+      </w:r>
+      <w:r>
+        <w:rPr>
+          <w:rFonts w:ascii="Calibri" w:cs="Calibri" w:eastAsia="Calibri" w:hAnsi="Calibri"/>
+          <w:sz w:val="17"/>
+          <w:szCs w:val="17"/>
+        </w:rPr>
+        <w:t xml:space="preserve">  Take increments across the full width or the full discharge, not one grab from the near end.</w:t>
+      </w:r>
+    </w:p>
+    <w:p>
+      <w:pPr>
+        <w:ind w:left="280"/>
+        <w:spacing w:after="50" w:before="0" w:line="245"/>
+      </w:pPr>
+      <w:r>
+        <w:rPr>
+          <w:rFonts w:ascii="Calibri" w:cs="Calibri" w:eastAsia="Calibri" w:hAnsi="Calibri"/>
+          <w:b/>
+          <w:bCs/>
+          <w:sz w:val="17"/>
+          <w:szCs w:val="17"/>
+        </w:rPr>
+        <w:t xml:space="preserve">3.</w:t>
+      </w:r>
+      <w:r>
+        <w:rPr>
+          <w:rFonts w:ascii="Calibri" w:cs="Calibri" w:eastAsia="Calibri" w:hAnsi="Calibri"/>
+          <w:sz w:val="17"/>
+          <w:szCs w:val="17"/>
+        </w:rPr>
+        <w:t xml:space="preserve">  Filter, dry and weigh each stream.</w:t>
+      </w:r>
+    </w:p>
+    <w:p>
+      <w:pPr>
+        <w:ind w:left="280"/>
+        <w:spacing w:after="50" w:before="0" w:line="245"/>
+      </w:pPr>
+      <w:r>
+        <w:rPr>
+          <w:rFonts w:ascii="Calibri" w:cs="Calibri" w:eastAsia="Calibri" w:hAnsi="Calibri"/>
+          <w:b/>
+          <w:bCs/>
+          <w:sz w:val="17"/>
+          <w:szCs w:val="17"/>
+        </w:rPr>
+        <w:t xml:space="preserve">4.</w:t>
+      </w:r>
+      <w:r>
+        <w:rPr>
+          <w:rFonts w:ascii="Calibri" w:cs="Calibri" w:eastAsia="Calibri" w:hAnsi="Calibri"/>
+          <w:sz w:val="17"/>
+          <w:szCs w:val="17"/>
+        </w:rPr>
+        <w:t xml:space="preserve">  Screen each to the full sieve set and record the mass retained on each aperture.</w:t>
+      </w:r>
+    </w:p>
+    <w:p>
+      <w:pPr>
+        <w:ind w:left="280"/>
+        <w:spacing w:after="50" w:before="0" w:line="245"/>
+      </w:pPr>
+      <w:r>
+        <w:rPr>
+          <w:rFonts w:ascii="Calibri" w:cs="Calibri" w:eastAsia="Calibri" w:hAnsi="Calibri"/>
+          <w:b/>
+          <w:bCs/>
+          <w:sz w:val="17"/>
+          <w:szCs w:val="17"/>
+        </w:rPr>
+        <w:t xml:space="preserve">5.</w:t>
+      </w:r>
+      <w:r>
+        <w:rPr>
+          <w:rFonts w:ascii="Calibri" w:cs="Calibri" w:eastAsia="Calibri" w:hAnsi="Calibri"/>
+          <w:sz w:val="17"/>
+          <w:szCs w:val="17"/>
+        </w:rPr>
+        <w:t xml:space="preserve">  Calculate the partition curve and the actual cut size.</w:t>
+      </w:r>
+    </w:p>
+    <w:p>
+      <w:pPr>
+        <w:ind w:left="280"/>
+        <w:spacing w:after="50" w:before="0" w:line="245"/>
+      </w:pPr>
+      <w:r>
+        <w:rPr>
+          <w:rFonts w:ascii="Calibri" w:cs="Calibri" w:eastAsia="Calibri" w:hAnsi="Calibri"/>
+          <w:b/>
+          <w:bCs/>
+          <w:sz w:val="17"/>
+          <w:szCs w:val="17"/>
+        </w:rPr>
+        <w:t xml:space="preserve">6.</w:t>
+      </w:r>
+      <w:r>
+        <w:rPr>
+          <w:rFonts w:ascii="Calibri" w:cs="Calibri" w:eastAsia="Calibri" w:hAnsi="Calibri"/>
+          <w:sz w:val="17"/>
+          <w:szCs w:val="17"/>
+        </w:rPr>
+        <w:t xml:space="preserve">  Compare the cut size against the stated aperture for the screen, and against the design cut for the cyclone.</w:t>
+      </w:r>
+    </w:p>
+    <w:p>
+      <w:pPr>
+        <w:ind w:left="280"/>
+        <w:spacing w:after="50" w:before="0" w:line="245"/>
+      </w:pPr>
+      <w:r>
+        <w:rPr>
+          <w:rFonts w:ascii="Calibri" w:cs="Calibri" w:eastAsia="Calibri" w:hAnsi="Calibri"/>
+          <w:b/>
+          <w:bCs/>
+          <w:sz w:val="17"/>
+          <w:szCs w:val="17"/>
+        </w:rPr>
+        <w:t xml:space="preserve">7.</w:t>
+      </w:r>
+      <w:r>
+        <w:rPr>
+          <w:rFonts w:ascii="Calibri" w:cs="Calibri" w:eastAsia="Calibri" w:hAnsi="Calibri"/>
+          <w:sz w:val="17"/>
+          <w:szCs w:val="17"/>
+        </w:rPr>
+        <w:t xml:space="preserve">  Report any screen where the cut size and the aperture do not agree - it usually means a torn or wrong panel.</w:t>
+      </w:r>
+    </w:p>
+    <w:p>
+      <w:pPr>
+        <w:spacing w:after="90" w:before="180" w:line="245"/>
+        <w:keepNext/>
+      </w:pPr>
+      <w:r>
+        <w:rPr>
+          <w:rFonts w:ascii="Calibri" w:cs="Calibri" w:eastAsia="Calibri" w:hAnsi="Calibri"/>
+          <w:b/>
+          <w:bCs/>
+          <w:color w:val="1F3864"/>
+          <w:sz w:val="19"/>
+          <w:szCs w:val="19"/>
+        </w:rPr>
+        <w:t xml:space="preserve">Part B - Manual cyclone overflow and underflow sampling at height [M]</w:t>
+      </w:r>
+    </w:p>
+    <w:p>
+      <w:pPr>
+        <w:spacing w:after="60" w:before="0" w:line="245"/>
+      </w:pPr>
+      <w:r>
+        <w:rPr>
+          <w:rFonts w:ascii="Calibri" w:cs="Calibri" w:eastAsia="Calibri" w:hAnsi="Calibri"/>
+          <w:sz w:val="17"/>
+          <w:szCs w:val="17"/>
+        </w:rPr>
+        <w:t xml:space="preserve">[M] = taken from the Martabe team work instruction "Cyclone Overflow Underflow Sampling (DOC-3-MET-PRS-00049-IE)" (25/12/2024). [CONFIRM] = unspecified or inconsistent in the source; resolve before this instruction is approved for use. Part A (original steps) is unchanged.</w:t>
+      </w:r>
+    </w:p>
+    <w:p>
+      <w:pPr>
+        <w:spacing w:after="60" w:before="0" w:line="245"/>
+      </w:pPr>
+      <w:r>
+        <w:rPr>
+          <w:rFonts w:ascii="Calibri" w:cs="Calibri" w:eastAsia="Calibri" w:hAnsi="Calibri"/>
+          <w:sz w:val="17"/>
+          <w:szCs w:val="17"/>
+        </w:rPr>
+        <w:t xml:space="preserve">Purpose [M]: how to take the cyclone overflow and underflow samples by hand. [CONFIRM] the source is written for the Martabe ball mill cyclone and VertiMill cyclone. This plant mills with an IsaMill; confirm which cyclones this applies to and where their sampling points are.</w:t>
+      </w:r>
+    </w:p>
+    <w:p>
+      <w:pPr>
+        <w:spacing w:after="60" w:before="0" w:line="245"/>
+      </w:pPr>
+      <w:r>
+        <w:rPr>
+          <w:rFonts w:ascii="Calibri" w:cs="Calibri" w:eastAsia="Calibri" w:hAnsi="Calibri"/>
+          <w:b/>
+          <w:sz w:val="17"/>
+          <w:szCs w:val="17"/>
+        </w:rPr>
+        <w:t xml:space="preserve">Preparation [M]</w:t>
+      </w:r>
+    </w:p>
+    <w:p>
+      <w:pPr>
+        <w:ind w:left="280"/>
+        <w:spacing w:after="50" w:before="0" w:line="245"/>
+      </w:pPr>
+      <w:r>
+        <w:rPr>
+          <w:rFonts w:ascii="Calibri" w:cs="Calibri" w:eastAsia="Calibri" w:hAnsi="Calibri"/>
+          <w:b/>
+          <w:bCs/>
+          <w:sz w:val="17"/>
+          <w:szCs w:val="17"/>
+        </w:rPr>
+        <w:t xml:space="preserve">8.</w:t>
+      </w:r>
+      <w:r>
+        <w:rPr>
+          <w:rFonts w:ascii="Calibri" w:cs="Calibri" w:eastAsia="Calibri" w:hAnsi="Calibri"/>
+          <w:sz w:val="17"/>
+          <w:szCs w:val="17"/>
+        </w:rPr>
+        <w:t xml:space="preserve">  Take 5 minutes before starting to think through the task, each risk and the controls needed ('Take 5'). Confirm Section 3 controls are in place, prepare the sampler, bucket and rope, and check they are in good condition. If not, stop and report. Confirm the eyewash at the work area is working.</w:t>
+      </w:r>
+    </w:p>
+    <w:p>
+      <w:pPr>
+        <w:spacing w:after="60" w:before="0" w:line="245"/>
+      </w:pPr>
+      <w:r>
+        <w:rPr>
+          <w:rFonts w:ascii="Calibri" w:cs="Calibri" w:eastAsia="Calibri" w:hAnsi="Calibri"/>
+          <w:b/>
+          <w:sz w:val="17"/>
+          <w:szCs w:val="17"/>
+        </w:rPr>
+        <w:t xml:space="preserve">Ball mill cyclone overflow [M]</w:t>
+      </w:r>
+    </w:p>
+    <w:p>
+      <w:pPr>
+        <w:ind w:left="280"/>
+        <w:spacing w:after="50" w:before="0" w:line="245"/>
+      </w:pPr>
+      <w:r>
+        <w:rPr>
+          <w:rFonts w:ascii="Calibri" w:cs="Calibri" w:eastAsia="Calibri" w:hAnsi="Calibri"/>
+          <w:b/>
+          <w:bCs/>
+          <w:sz w:val="17"/>
+          <w:szCs w:val="17"/>
+        </w:rPr>
+        <w:t xml:space="preserve">9.</w:t>
+      </w:r>
+      <w:r>
+        <w:rPr>
+          <w:rFonts w:ascii="Calibri" w:cs="Calibri" w:eastAsia="Calibri" w:hAnsi="Calibri"/>
+          <w:sz w:val="17"/>
+          <w:szCs w:val="17"/>
+        </w:rPr>
+        <w:t xml:space="preserve">  The sampling point is at the top of the cyclone. Open the handrail next to the cyclone overflow.</w:t>
+      </w:r>
+    </w:p>
+    <w:p>
+      <w:pPr>
+        <w:ind w:left="280"/>
+        <w:spacing w:after="50" w:before="0" w:line="245"/>
+      </w:pPr>
+      <w:r>
+        <w:rPr>
+          <w:rFonts w:ascii="Calibri" w:cs="Calibri" w:eastAsia="Calibri" w:hAnsi="Calibri"/>
+          <w:b/>
+          <w:bCs/>
+          <w:sz w:val="17"/>
+          <w:szCs w:val="17"/>
+        </w:rPr>
+        <w:t xml:space="preserve">10.</w:t>
+      </w:r>
+      <w:r>
+        <w:rPr>
+          <w:rFonts w:ascii="Calibri" w:cs="Calibri" w:eastAsia="Calibri" w:hAnsi="Calibri"/>
+          <w:sz w:val="17"/>
+          <w:szCs w:val="17"/>
+        </w:rPr>
+        <w:t xml:space="preserve">  Take a good, ergonomic position above the cyclone. Clip the body harness to the cyclone overflow line. [CONFIRM] the source says 'cyclone overflow line'; confirm this is a rated anchor point.</w:t>
+      </w:r>
+    </w:p>
+    <w:p>
+      <w:pPr>
+        <w:ind w:left="280"/>
+        <w:spacing w:after="50" w:before="0" w:line="245"/>
+      </w:pPr>
+      <w:r>
+        <w:rPr>
+          <w:rFonts w:ascii="Calibri" w:cs="Calibri" w:eastAsia="Calibri" w:hAnsi="Calibri"/>
+          <w:b/>
+          <w:bCs/>
+          <w:sz w:val="17"/>
+          <w:szCs w:val="17"/>
+        </w:rPr>
+        <w:t xml:space="preserve">11.</w:t>
+      </w:r>
+      <w:r>
+        <w:rPr>
+          <w:rFonts w:ascii="Calibri" w:cs="Calibri" w:eastAsia="Calibri" w:hAnsi="Calibri"/>
+          <w:sz w:val="17"/>
+          <w:szCs w:val="17"/>
+        </w:rPr>
+        <w:t xml:space="preserve">  Put the sampler into the sampling point and fill it with slurry. Pull the sampler out slowly. Repeat if slurry spills from the sampler.</w:t>
+      </w:r>
+    </w:p>
+    <w:p>
+      <w:pPr>
+        <w:ind w:left="280"/>
+        <w:spacing w:after="50" w:before="0" w:line="245"/>
+      </w:pPr>
+      <w:r>
+        <w:rPr>
+          <w:rFonts w:ascii="Calibri" w:cs="Calibri" w:eastAsia="Calibri" w:hAnsi="Calibri"/>
+          <w:b/>
+          <w:bCs/>
+          <w:sz w:val="17"/>
+          <w:szCs w:val="17"/>
+        </w:rPr>
+        <w:t xml:space="preserve">12.</w:t>
+      </w:r>
+      <w:r>
+        <w:rPr>
+          <w:rFonts w:ascii="Calibri" w:cs="Calibri" w:eastAsia="Calibri" w:hAnsi="Calibri"/>
+          <w:sz w:val="17"/>
+          <w:szCs w:val="17"/>
+        </w:rPr>
+        <w:t xml:space="preserve">  Pour the sample into the bucket. Make sure no sample is left in the sampler.</w:t>
+      </w:r>
+    </w:p>
+    <w:p>
+      <w:pPr>
+        <w:ind w:left="280"/>
+        <w:spacing w:after="50" w:before="0" w:line="245"/>
+      </w:pPr>
+      <w:r>
+        <w:rPr>
+          <w:rFonts w:ascii="Calibri" w:cs="Calibri" w:eastAsia="Calibri" w:hAnsi="Calibri"/>
+          <w:b/>
+          <w:bCs/>
+          <w:sz w:val="17"/>
+          <w:szCs w:val="17"/>
+        </w:rPr>
+        <w:t xml:space="preserve">13.</w:t>
+      </w:r>
+      <w:r>
+        <w:rPr>
+          <w:rFonts w:ascii="Calibri" w:cs="Calibri" w:eastAsia="Calibri" w:hAnsi="Calibri"/>
+          <w:sz w:val="17"/>
+          <w:szCs w:val="17"/>
+        </w:rPr>
+        <w:t xml:space="preserve">  Take 5 cuts. If the sample is for per cent solids on the Marcy scale, take it in a single pour.</w:t>
+      </w:r>
+    </w:p>
+    <w:p>
+      <w:pPr>
+        <w:ind w:left="280"/>
+        <w:spacing w:after="50" w:before="0" w:line="245"/>
+      </w:pPr>
+      <w:r>
+        <w:rPr>
+          <w:rFonts w:ascii="Calibri" w:cs="Calibri" w:eastAsia="Calibri" w:hAnsi="Calibri"/>
+          <w:b/>
+          <w:bCs/>
+          <w:sz w:val="17"/>
+          <w:szCs w:val="17"/>
+        </w:rPr>
+        <w:t xml:space="preserve">14.</w:t>
+      </w:r>
+      <w:r>
+        <w:rPr>
+          <w:rFonts w:ascii="Calibri" w:cs="Calibri" w:eastAsia="Calibri" w:hAnsi="Calibri"/>
+          <w:sz w:val="17"/>
+          <w:szCs w:val="17"/>
+        </w:rPr>
+        <w:t xml:space="preserve">  Close the handrail carefully.</w:t>
+      </w:r>
+    </w:p>
+    <w:p>
+      <w:pPr>
+        <w:spacing w:after="60" w:before="0" w:line="245"/>
+      </w:pPr>
+      <w:r>
+        <w:rPr>
+          <w:rFonts w:ascii="Calibri" w:cs="Calibri" w:eastAsia="Calibri" w:hAnsi="Calibri"/>
+          <w:b/>
+          <w:sz w:val="17"/>
+          <w:szCs w:val="17"/>
+        </w:rPr>
+        <w:t xml:space="preserve">Ball mill cyclone underflow [M]</w:t>
+      </w:r>
+    </w:p>
+    <w:p>
+      <w:pPr>
+        <w:ind w:left="280"/>
+        <w:spacing w:after="50" w:before="0" w:line="245"/>
+      </w:pPr>
+      <w:r>
+        <w:rPr>
+          <w:rFonts w:ascii="Calibri" w:cs="Calibri" w:eastAsia="Calibri" w:hAnsi="Calibri"/>
+          <w:b/>
+          <w:bCs/>
+          <w:sz w:val="17"/>
+          <w:szCs w:val="17"/>
+        </w:rPr>
+        <w:t xml:space="preserve">15.</w:t>
+      </w:r>
+      <w:r>
+        <w:rPr>
+          <w:rFonts w:ascii="Calibri" w:cs="Calibri" w:eastAsia="Calibri" w:hAnsi="Calibri"/>
+          <w:sz w:val="17"/>
+          <w:szCs w:val="17"/>
+        </w:rPr>
+        <w:t xml:space="preserve">  Put the sampler into the sampling point and fill it with slurry. Pull it out slowly. Repeat if slurry spills.</w:t>
+      </w:r>
+    </w:p>
+    <w:p>
+      <w:pPr>
+        <w:ind w:left="280"/>
+        <w:spacing w:after="50" w:before="0" w:line="245"/>
+      </w:pPr>
+      <w:r>
+        <w:rPr>
+          <w:rFonts w:ascii="Calibri" w:cs="Calibri" w:eastAsia="Calibri" w:hAnsi="Calibri"/>
+          <w:b/>
+          <w:bCs/>
+          <w:sz w:val="17"/>
+          <w:szCs w:val="17"/>
+        </w:rPr>
+        <w:t xml:space="preserve">16.</w:t>
+      </w:r>
+      <w:r>
+        <w:rPr>
+          <w:rFonts w:ascii="Calibri" w:cs="Calibri" w:eastAsia="Calibri" w:hAnsi="Calibri"/>
+          <w:sz w:val="17"/>
+          <w:szCs w:val="17"/>
+        </w:rPr>
+        <w:t xml:space="preserve">  Pour the sample into the bucket, leaving nothing in the sampler. If the sample is for per cent solids on the Marcy scale, take it in a single pour.</w:t>
+      </w:r>
+    </w:p>
+    <w:p>
+      <w:pPr>
+        <w:spacing w:after="60" w:before="0" w:line="245"/>
+      </w:pPr>
+      <w:r>
+        <w:rPr>
+          <w:rFonts w:ascii="Calibri" w:cs="Calibri" w:eastAsia="Calibri" w:hAnsi="Calibri"/>
+          <w:b/>
+          <w:sz w:val="17"/>
+          <w:szCs w:val="17"/>
+        </w:rPr>
+        <w:t xml:space="preserve">VertiMill cyclone [M]</w:t>
+      </w:r>
+    </w:p>
+    <w:p>
+      <w:pPr>
+        <w:ind w:left="280"/>
+        <w:spacing w:after="50" w:before="0" w:line="245"/>
+      </w:pPr>
+      <w:r>
+        <w:rPr>
+          <w:rFonts w:ascii="Calibri" w:cs="Calibri" w:eastAsia="Calibri" w:hAnsi="Calibri"/>
+          <w:b/>
+          <w:bCs/>
+          <w:sz w:val="17"/>
+          <w:szCs w:val="17"/>
+        </w:rPr>
+        <w:t xml:space="preserve">17.</w:t>
+      </w:r>
+      <w:r>
+        <w:rPr>
+          <w:rFonts w:ascii="Calibri" w:cs="Calibri" w:eastAsia="Calibri" w:hAnsi="Calibri"/>
+          <w:sz w:val="17"/>
+          <w:szCs w:val="17"/>
+        </w:rPr>
+        <w:t xml:space="preserve">  Wear a Tyvek coverall. The overflow sampling point is at the top of the VertiMill cyclone. Take an ergonomic position above the cyclone, then sample as for the ball mill overflow.</w:t>
+      </w:r>
+    </w:p>
+    <w:p>
+      <w:pPr>
+        <w:ind w:left="280"/>
+        <w:spacing w:after="50" w:before="0" w:line="245"/>
+      </w:pPr>
+      <w:r>
+        <w:rPr>
+          <w:rFonts w:ascii="Calibri" w:cs="Calibri" w:eastAsia="Calibri" w:hAnsi="Calibri"/>
+          <w:b/>
+          <w:bCs/>
+          <w:sz w:val="17"/>
+          <w:szCs w:val="17"/>
+        </w:rPr>
+        <w:t xml:space="preserve">18.</w:t>
+      </w:r>
+      <w:r>
+        <w:rPr>
+          <w:rFonts w:ascii="Calibri" w:cs="Calibri" w:eastAsia="Calibri" w:hAnsi="Calibri"/>
+          <w:sz w:val="17"/>
+          <w:szCs w:val="17"/>
+        </w:rPr>
+        <w:t xml:space="preserve">  Underflow: change the sampling mode to 'open'. Use the step platform to reach the point. Sample as above. Return the switch to 'close' when finished. [CONFIRM] what the open/close switch operates is not stated; confirm with the control room before changing it.</w:t>
+      </w:r>
+    </w:p>
+    <w:p>
+      <w:pPr>
+        <w:pStyle w:val="Heading1"/>
+        <w:spacing w:after="120" w:before="260"/>
+      </w:pPr>
+      <w:r>
+        <w:rPr>
+          <w:rFonts w:ascii="Calibri" w:cs="Calibri" w:eastAsia="Calibri" w:hAnsi="Calibri"/>
+          <w:b/>
+          <w:bCs/>
+          <w:color w:val="1F3864"/>
+          <w:sz w:val="24"/>
+          <w:szCs w:val="24"/>
+        </w:rPr>
+        <w:t xml:space="preserve">7  ON COMPLETION</w:t>
       </w:r>
     </w:p>
     <w:p>
@@ -2245,7 +2729,7 @@
           <w:sz w:val="17"/>
           <w:szCs w:val="17"/>
         </w:rPr>
-        <w:t xml:space="preserve">Return all equipment to its storage point.</w:t>
+        <w:t xml:space="preserve">Leave the area clean. Recover spillage to the drain, not to the ground.</w:t>
       </w:r>
     </w:p>
     <w:p>
@@ -2263,7 +2747,7 @@
           <w:sz w:val="17"/>
           <w:szCs w:val="17"/>
         </w:rPr>
-        <w:t xml:space="preserve">Record what was done, what was found and anything not completed.</w:t>
+        <w:t xml:space="preserve">Return all equipment to its storage point.</w:t>
       </w:r>
     </w:p>
     <w:p>
@@ -2281,24 +2765,7 @@
           <w:sz w:val="17"/>
           <w:szCs w:val="17"/>
         </w:rPr>
-        <w:t xml:space="preserve">Notify the control room that the task is complete.</w:t>
-      </w:r>
-    </w:p>
-    <w:p>
-      <w:pPr>
-        <w:pStyle w:val="Heading1"/>
-        <w:spacing w:after="120" w:before="260"/>
-      </w:pPr>
-      <w:r>
-        <w:rPr>
-          <w:rFonts w:ascii="Calibri" w:cs="Calibri" w:eastAsia="Calibri" w:hAnsi="Calibri"/>
-          <w:b/>
-          <w:bCs/>
-          <w:color w:val="1F3864"/>
-          <w:sz w:val="24"/>
-          <w:szCs w:val="24"/>
-        </w:rPr>
-        <w:t xml:space="preserve">8  RECORDS</w:t>
+        <w:t xml:space="preserve">Record what was done, what was found and anything not completed.</w:t>
       </w:r>
     </w:p>
     <w:p>
@@ -2316,7 +2783,24 @@
           <w:sz w:val="17"/>
           <w:szCs w:val="17"/>
         </w:rPr>
-        <w:t xml:space="preserve">Field or bench data sheet - date, time, shift, operator, and every value determined.</w:t>
+        <w:t xml:space="preserve">Notify the control room that the task is complete.</w:t>
+      </w:r>
+    </w:p>
+    <w:p>
+      <w:pPr>
+        <w:pStyle w:val="Heading1"/>
+        <w:spacing w:after="120" w:before="260"/>
+      </w:pPr>
+      <w:r>
+        <w:rPr>
+          <w:rFonts w:ascii="Calibri" w:cs="Calibri" w:eastAsia="Calibri" w:hAnsi="Calibri"/>
+          <w:b/>
+          <w:bCs/>
+          <w:color w:val="1F3864"/>
+          <w:sz w:val="24"/>
+          <w:szCs w:val="24"/>
+        </w:rPr>
+        <w:t xml:space="preserve">8  RECORDS</w:t>
       </w:r>
     </w:p>
     <w:p>
@@ -2334,7 +2818,7 @@
           <w:sz w:val="17"/>
           <w:szCs w:val="17"/>
         </w:rPr>
-        <w:t xml:space="preserve">Register or logbook entry and any handover signature.</w:t>
+        <w:t xml:space="preserve">Field or bench data sheet - date, time, shift, operator, and every value determined.</w:t>
       </w:r>
     </w:p>
     <w:p>
@@ -2352,7 +2836,7 @@
           <w:sz w:val="17"/>
           <w:szCs w:val="17"/>
         </w:rPr>
-        <w:t xml:space="preserve">Any step not completed, recorded with the reason.</w:t>
+        <w:t xml:space="preserve">Register or logbook entry and any handover signature.</w:t>
       </w:r>
     </w:p>
     <w:p>
@@ -2370,24 +2854,7 @@
           <w:sz w:val="17"/>
           <w:szCs w:val="17"/>
         </w:rPr>
-        <w:t xml:space="preserve">Any control in Section 3 found not in place, reported to the Shift Supervisor and recorded.</w:t>
-      </w:r>
-    </w:p>
-    <w:p>
-      <w:pPr>
-        <w:pStyle w:val="Heading1"/>
-        <w:spacing w:after="120" w:before="260"/>
-      </w:pPr>
-      <w:r>
-        <w:rPr>
-          <w:rFonts w:ascii="Calibri" w:cs="Calibri" w:eastAsia="Calibri" w:hAnsi="Calibri"/>
-          <w:b/>
-          <w:bCs/>
-          <w:color w:val="1F3864"/>
-          <w:sz w:val="24"/>
-          <w:szCs w:val="24"/>
-        </w:rPr>
-        <w:t xml:space="preserve">9  REFERENCE</w:t>
+        <w:t xml:space="preserve">Any step not completed, recorded with the reason.</w:t>
       </w:r>
     </w:p>
     <w:p>
@@ -2405,7 +2872,24 @@
           <w:sz w:val="17"/>
           <w:szCs w:val="17"/>
         </w:rPr>
-        <w:t xml:space="preserve">KBK-MIR-MP-PRO-OPE-SOP-0008 Cyclone Efficiency</w:t>
+        <w:t xml:space="preserve">Any control in Section 3 found not in place, reported to the Shift Supervisor and recorded.</w:t>
+      </w:r>
+    </w:p>
+    <w:p>
+      <w:pPr>
+        <w:pStyle w:val="Heading1"/>
+        <w:spacing w:after="120" w:before="260"/>
+      </w:pPr>
+      <w:r>
+        <w:rPr>
+          <w:rFonts w:ascii="Calibri" w:cs="Calibri" w:eastAsia="Calibri" w:hAnsi="Calibri"/>
+          <w:b/>
+          <w:bCs/>
+          <w:color w:val="1F3864"/>
+          <w:sz w:val="24"/>
+          <w:szCs w:val="24"/>
+        </w:rPr>
+        <w:t xml:space="preserve">9  REFERENCE</w:t>
       </w:r>
     </w:p>
     <w:p>
@@ -2423,7 +2907,7 @@
           <w:sz w:val="17"/>
           <w:szCs w:val="17"/>
         </w:rPr>
-        <w:t xml:space="preserve">KBK-MIR-MP-PRO-MET-SOP-0029 Sizing Harian COF and SOP-0020 Distribusi Logam dan Ukuran, both received 11 Aug 2026</w:t>
+        <w:t xml:space="preserve">KBK-MIR-MP-PRO-OPE-SOP-0008 Cyclone Efficiency</w:t>
       </w:r>
     </w:p>
     <w:p>
@@ -2441,7 +2925,7 @@
           <w:sz w:val="17"/>
           <w:szCs w:val="17"/>
         </w:rPr>
-        <w:t xml:space="preserve">MM-4034-033 Screen Aperture Register</w:t>
+        <w:t xml:space="preserve">KBK-MIR-MP-PRO-MET-SOP-0029 Sizing Harian COF and SOP-0020 Distribusi Logam dan Ukuran, both received 11 Aug 2026</w:t>
       </w:r>
     </w:p>
     <w:p>
@@ -2459,7 +2943,43 @@
           <w:sz w:val="17"/>
           <w:szCs w:val="17"/>
         </w:rPr>
+        <w:t xml:space="preserve">MM-4034-033 Screen Aperture Register</w:t>
+      </w:r>
+    </w:p>
+    <w:p>
+      <w:pPr>
+        <w:pStyle w:val="ListParagraph"/>
+        <w:numPr>
+          <w:ilvl w:val="0"/>
+          <w:numId w:val="1"/>
+        </w:numPr>
+        <w:spacing w:after="60" w:line="245"/>
+      </w:pPr>
+      <w:r>
+        <w:rPr>
+          <w:rFonts w:ascii="Calibri" w:cs="Calibri" w:eastAsia="Calibri" w:hAnsi="Calibri"/>
+          <w:sz w:val="17"/>
+          <w:szCs w:val="17"/>
+        </w:rPr>
         <w:t xml:space="preserve">4034-004-VE-025 and 4034-011-VE-022 Goldquip screen manuals, received 11 Aug 2026</w:t>
+      </w:r>
+    </w:p>
+    <w:p>
+      <w:pPr>
+        <w:pStyle w:val="ListParagraph"/>
+        <w:numPr>
+          <w:ilvl w:val="0"/>
+          <w:numId w:val="1"/>
+        </w:numPr>
+        <w:spacing w:after="60" w:line="245"/>
+      </w:pPr>
+      <w:r>
+        <w:rPr>
+          <w:rFonts w:ascii="Calibri" w:cs="Calibri" w:eastAsia="Calibri" w:hAnsi="Calibri"/>
+          <w:sz w:val="17"/>
+          <w:szCs w:val="17"/>
+        </w:rPr>
+        <w:t xml:space="preserve">Martabe work instruction 'Cyclone Overflow Underflow Sampling' DOC-3-MET-PRS-00049-IE v1.0 (issued 25/12/2024; reference SOP DOC-IV-MET-PRM-SOP-00035-IE) - Part B source</w:t>
       </w:r>
     </w:p>
     <w:sectPr>

--- a/SWI/203-Plant-Survey/MM-4034-033-OR-03-SWI-PRO-MET-203-003-Screen-and-Cyclone-Performance-Survey---Size-Split-Determination-RevA.docx
+++ b/SWI/203-Plant-Survey/MM-4034-033-OR-03-SWI-PRO-MET-203-003-Screen-and-Cyclone-Performance-Survey---Size-Split-Determination-RevA.docx
@@ -3677,7 +3677,7 @@
                 <w:lang w:val="en-AU" w:eastAsia="en-AU"/>
                 <w14:ligatures w14:val="none"/>
               </w:rPr>
-              <w:t xml:space="preserve">Confirm you are trained and signed off against this SWI, signed on to JSEA-PRO-MET-203-003 at a communication session, and authorised by the Shift Supervisor.</w:t>
+              <w:t xml:space="preserve">Confirm you are trained and signed off against this SWI, signed on to JSEA-PRO-MET-203-003 at a communication session, site inducted with current cyanide awareness and gas detection competency where the area requires it, and authorised by the Shift Supervisor.</w:t>
             </w:r>
           </w:p>
           <w:p>
@@ -5548,6 +5548,50 @@
                 <w14:ligatures w14:val="none"/>
               </w:rPr>
               <w:t xml:space="preserve">Notify the control room that the task is complete.</w:t>
+            </w:r>
+          </w:p>
+          <w:p>
+            <w:pPr>
+              <w:pStyle w:val="ListParagraph"/>
+              <w:spacing w:before="100" w:beforeAutospacing="1" w:after="100" w:afterAutospacing="1"/>
+              <w:ind w:left="360"/>
+              <w:rPr>
+                <w:rFonts w:eastAsia="Times New Roman" w:cs="Times New Roman"/>
+                <w:kern w:val="0"/>
+                <w:sz w:val="16"/>
+                <w:szCs w:val="16"/>
+                <w:lang w:val="en-AU" w:eastAsia="en-AU"/>
+                <w14:ligatures w14:val="none"/>
+              </w:rPr>
+            </w:pPr>
+          </w:p>
+          <w:p>
+            <w:pPr>
+              <w:pStyle w:val="ListParagraph"/>
+              <w:numPr>
+                <w:ilvl w:val="0"/>
+                <w:numId w:val="4"/>
+              </w:numPr>
+              <w:spacing w:before="100" w:beforeAutospacing="1" w:after="100" w:afterAutospacing="1"/>
+              <w:rPr>
+                <w:rFonts w:eastAsia="Times New Roman" w:cs="Times New Roman"/>
+                <w:kern w:val="0"/>
+                <w:sz w:val="16"/>
+                <w:szCs w:val="16"/>
+                <w:lang w:val="en-AU" w:eastAsia="en-AU"/>
+                <w14:ligatures w14:val="none"/>
+              </w:rPr>
+            </w:pPr>
+            <w:r>
+              <w:rPr>
+                <w:rFonts w:eastAsia="Times New Roman" w:cs="Times New Roman"/>
+                <w:kern w:val="0"/>
+                <w:sz w:val="16"/>
+                <w:szCs w:val="16"/>
+                <w:lang w:val="en-AU" w:eastAsia="en-AU"/>
+                <w14:ligatures w14:val="none"/>
+              </w:rPr>
+              <w:t xml:space="preserve">Record every value determined on the field or bench data sheet - date, time, shift and operator. Make the register or logbook entry and any handover signature.</w:t>
             </w:r>
           </w:p>
           <w:p>
